--- a/clases_2025_1/documentos_actas/Formato Acta de inicio para práctica en lugar de trabajo.docx
+++ b/clases_2025_1/documentos_actas/Formato Acta de inicio para práctica en lugar de trabajo.docx
@@ -45,7 +45,29 @@
           <w:highlight w:val="yellow"/>
           <w:lang w:val="es-MX"/>
         </w:rPr>
-        <w:t>Y NOMBRE DE LA INSTITUCIÓN/ORGANIZACIÓN XXXXXXX</w:t>
+        <w:t xml:space="preserve">Y </w:t>
+      </w:r>
+      <w:r>
+        <w:rPr>
+          <w:rFonts w:hint="default" w:ascii="Times New Roman" w:hAnsi="Times New Roman" w:cs="Times New Roman"/>
+          <w:b/>
+          <w:sz w:val="24"/>
+          <w:szCs w:val="24"/>
+          <w:highlight w:val="yellow"/>
+          <w:lang w:val="es-ES"/>
+        </w:rPr>
+        <w:t xml:space="preserve">I.E. LICEO CAUCASIA </w:t>
+      </w:r>
+      <w:r>
+        <w:rPr>
+          <w:rFonts w:ascii="Times New Roman" w:hAnsi="Times New Roman" w:cs="Times New Roman"/>
+          <w:b/>
+          <w:sz w:val="24"/>
+          <w:szCs w:val="24"/>
+          <w:highlight w:val="yellow"/>
+          <w:lang w:val="es-MX"/>
+        </w:rPr>
+        <w:t xml:space="preserve"> XXXXXXX</w:t>
       </w:r>
       <w:r>
         <w:rPr>
@@ -251,8 +273,6 @@
         </w:rPr>
         <w:t>Práctica V</w:t>
       </w:r>
-      <w:bookmarkStart w:id="1" w:name="_GoBack"/>
-      <w:bookmarkEnd w:id="1"/>
     </w:p>
     <w:p>
       <w:pPr>
@@ -1516,11 +1536,11 @@
         </w:tblCellMar>
       </w:tblPr>
       <w:tblGrid>
-        <w:gridCol w:w="2710"/>
-        <w:gridCol w:w="1110"/>
-        <w:gridCol w:w="1203"/>
-        <w:gridCol w:w="3145"/>
-        <w:gridCol w:w="908"/>
+        <w:gridCol w:w="2484"/>
+        <w:gridCol w:w="1050"/>
+        <w:gridCol w:w="1128"/>
+        <w:gridCol w:w="3535"/>
+        <w:gridCol w:w="879"/>
       </w:tblGrid>
       <w:tr>
         <w:tblPrEx>
@@ -1554,19 +1574,19 @@
               <w:ind w:left="0"/>
               <w:jc w:val="both"/>
               <w:rPr>
-                <w:rFonts w:ascii="Times New Roman" w:hAnsi="Times New Roman"/>
+                <w:rFonts w:hint="default" w:ascii="Arial" w:hAnsi="Arial" w:cs="Arial"/>
                 <w:b/>
-                <w:sz w:val="24"/>
-                <w:szCs w:val="24"/>
+                <w:sz w:val="20"/>
+                <w:szCs w:val="20"/>
                 <w:lang w:val="es-MX"/>
               </w:rPr>
             </w:pPr>
             <w:r>
               <w:rPr>
-                <w:rFonts w:ascii="Times New Roman" w:hAnsi="Times New Roman"/>
+                <w:rFonts w:hint="default" w:ascii="Arial" w:hAnsi="Arial" w:cs="Arial"/>
                 <w:b/>
-                <w:sz w:val="24"/>
-                <w:szCs w:val="24"/>
+                <w:sz w:val="20"/>
+                <w:szCs w:val="20"/>
                 <w:lang w:val="es-MX"/>
               </w:rPr>
               <w:t>Nombre Institución Educativa/Organización</w:t>
@@ -1585,19 +1605,19 @@
               <w:ind w:left="0"/>
               <w:jc w:val="both"/>
               <w:rPr>
-                <w:rFonts w:ascii="Times New Roman" w:hAnsi="Times New Roman"/>
+                <w:rFonts w:hint="default" w:ascii="Arial" w:hAnsi="Arial" w:cs="Arial"/>
                 <w:b/>
-                <w:sz w:val="24"/>
-                <w:szCs w:val="24"/>
+                <w:sz w:val="20"/>
+                <w:szCs w:val="20"/>
                 <w:lang w:val="es-MX"/>
               </w:rPr>
             </w:pPr>
             <w:r>
               <w:rPr>
-                <w:rFonts w:ascii="Times New Roman" w:hAnsi="Times New Roman"/>
+                <w:rFonts w:hint="default" w:ascii="Arial" w:hAnsi="Arial" w:cs="Arial"/>
                 <w:b/>
-                <w:sz w:val="24"/>
-                <w:szCs w:val="24"/>
+                <w:sz w:val="20"/>
+                <w:szCs w:val="20"/>
                 <w:lang w:val="es-MX"/>
               </w:rPr>
               <w:t xml:space="preserve">Teléfono </w:t>
@@ -1616,19 +1636,19 @@
               <w:ind w:left="0"/>
               <w:jc w:val="both"/>
               <w:rPr>
-                <w:rFonts w:ascii="Times New Roman" w:hAnsi="Times New Roman"/>
+                <w:rFonts w:hint="default" w:ascii="Arial" w:hAnsi="Arial" w:cs="Arial"/>
                 <w:b/>
-                <w:sz w:val="24"/>
-                <w:szCs w:val="24"/>
+                <w:sz w:val="20"/>
+                <w:szCs w:val="20"/>
                 <w:lang w:val="es-MX"/>
               </w:rPr>
             </w:pPr>
             <w:r>
               <w:rPr>
-                <w:rFonts w:ascii="Times New Roman" w:hAnsi="Times New Roman"/>
+                <w:rFonts w:hint="default" w:ascii="Arial" w:hAnsi="Arial" w:cs="Arial"/>
                 <w:b/>
-                <w:sz w:val="24"/>
-                <w:szCs w:val="24"/>
+                <w:sz w:val="20"/>
+                <w:szCs w:val="20"/>
                 <w:lang w:val="es-MX"/>
               </w:rPr>
               <w:t xml:space="preserve">Dirección </w:t>
@@ -1647,19 +1667,19 @@
               <w:ind w:left="0"/>
               <w:jc w:val="both"/>
               <w:rPr>
-                <w:rFonts w:ascii="Times New Roman" w:hAnsi="Times New Roman"/>
+                <w:rFonts w:hint="default" w:ascii="Arial" w:hAnsi="Arial" w:cs="Arial"/>
                 <w:b/>
-                <w:sz w:val="24"/>
-                <w:szCs w:val="24"/>
+                <w:sz w:val="20"/>
+                <w:szCs w:val="20"/>
                 <w:lang w:val="es-MX"/>
               </w:rPr>
             </w:pPr>
             <w:r>
               <w:rPr>
-                <w:rFonts w:ascii="Times New Roman" w:hAnsi="Times New Roman"/>
+                <w:rFonts w:hint="default" w:ascii="Arial" w:hAnsi="Arial" w:cs="Arial"/>
                 <w:b/>
-                <w:sz w:val="24"/>
-                <w:szCs w:val="24"/>
+                <w:sz w:val="20"/>
+                <w:szCs w:val="20"/>
                 <w:lang w:val="es-MX"/>
               </w:rPr>
               <w:t xml:space="preserve">Correo Electrónico </w:t>
@@ -1678,19 +1698,19 @@
               <w:ind w:left="0"/>
               <w:jc w:val="both"/>
               <w:rPr>
-                <w:rFonts w:ascii="Times New Roman" w:hAnsi="Times New Roman"/>
+                <w:rFonts w:hint="default" w:ascii="Arial" w:hAnsi="Arial" w:cs="Arial"/>
                 <w:b/>
-                <w:sz w:val="24"/>
-                <w:szCs w:val="24"/>
+                <w:sz w:val="20"/>
+                <w:szCs w:val="20"/>
                 <w:lang w:val="es-MX"/>
               </w:rPr>
             </w:pPr>
             <w:r>
               <w:rPr>
-                <w:rFonts w:ascii="Times New Roman" w:hAnsi="Times New Roman"/>
+                <w:rFonts w:hint="default" w:ascii="Arial" w:hAnsi="Arial" w:cs="Arial"/>
                 <w:b/>
-                <w:sz w:val="24"/>
-                <w:szCs w:val="24"/>
+                <w:sz w:val="20"/>
+                <w:szCs w:val="20"/>
                 <w:lang w:val="es-MX"/>
               </w:rPr>
               <w:t xml:space="preserve">NIT </w:t>
@@ -1727,13 +1747,23 @@
               <w:spacing w:after="0" w:line="240" w:lineRule="auto"/>
               <w:jc w:val="both"/>
               <w:rPr>
-                <w:rFonts w:ascii="Times New Roman" w:hAnsi="Times New Roman" w:cs="Times New Roman"/>
+                <w:rFonts w:hint="default" w:ascii="Arial" w:hAnsi="Arial" w:cs="Arial"/>
                 <w:color w:val="FF0000"/>
-                <w:sz w:val="24"/>
-                <w:szCs w:val="24"/>
-                <w:lang w:val="es-MX"/>
+                <w:sz w:val="20"/>
+                <w:szCs w:val="20"/>
+                <w:lang w:val="es-ES"/>
               </w:rPr>
             </w:pPr>
+            <w:r>
+              <w:rPr>
+                <w:rFonts w:hint="default" w:ascii="Arial" w:hAnsi="Arial" w:cs="Arial"/>
+                <w:color w:val="FF0000"/>
+                <w:sz w:val="20"/>
+                <w:szCs w:val="20"/>
+                <w:lang w:val="es-ES"/>
+              </w:rPr>
+              <w:t>I.E. Liceo Caucasia</w:t>
+            </w:r>
           </w:p>
         </w:tc>
         <w:tc>
@@ -1745,9 +1775,9 @@
               <w:spacing w:after="0" w:line="240" w:lineRule="auto"/>
               <w:jc w:val="both"/>
               <w:rPr>
-                <w:rFonts w:ascii="Times New Roman" w:hAnsi="Times New Roman" w:cs="Times New Roman"/>
-                <w:sz w:val="24"/>
-                <w:szCs w:val="24"/>
+                <w:rFonts w:hint="default" w:ascii="Arial" w:hAnsi="Arial" w:cs="Arial"/>
+                <w:sz w:val="20"/>
+                <w:szCs w:val="20"/>
                 <w:lang w:val="es-MX"/>
               </w:rPr>
             </w:pPr>
@@ -1762,9 +1792,9 @@
               <w:spacing w:after="0" w:line="240" w:lineRule="auto"/>
               <w:jc w:val="both"/>
               <w:rPr>
-                <w:rFonts w:ascii="Times New Roman" w:hAnsi="Times New Roman" w:cs="Times New Roman"/>
-                <w:sz w:val="24"/>
-                <w:szCs w:val="24"/>
+                <w:rFonts w:hint="default" w:ascii="Arial" w:hAnsi="Arial" w:cs="Arial"/>
+                <w:sz w:val="20"/>
+                <w:szCs w:val="20"/>
                 <w:lang w:val="es-MX"/>
               </w:rPr>
             </w:pPr>
@@ -1778,10 +1808,134 @@
             <w:pPr>
               <w:jc w:val="both"/>
               <w:rPr>
-                <w:rFonts w:ascii="Times New Roman" w:hAnsi="Times New Roman" w:cs="Times New Roman"/>
-                <w:sz w:val="24"/>
-                <w:szCs w:val="24"/>
-                <w:lang w:val="es-MX"/>
+                <w:rFonts w:hint="default" w:ascii="Arial" w:hAnsi="Arial" w:eastAsia="sans-serif" w:cs="Arial"/>
+                <w:i w:val="0"/>
+                <w:iCs w:val="0"/>
+                <w:caps w:val="0"/>
+                <w:color w:val="ACACAC"/>
+                <w:spacing w:val="0"/>
+                <w:sz w:val="20"/>
+                <w:szCs w:val="20"/>
+                <w:u w:val="none"/>
+                <w:shd w:val="clear" w:fill="423C3A"/>
+              </w:rPr>
+            </w:pPr>
+            <w:r>
+              <w:rPr>
+                <w:rFonts w:hint="default" w:ascii="Arial" w:hAnsi="Arial" w:eastAsia="sans-serif" w:cs="Arial"/>
+                <w:i w:val="0"/>
+                <w:iCs w:val="0"/>
+                <w:caps w:val="0"/>
+                <w:color w:val="000000" w:themeColor="text1"/>
+                <w:spacing w:val="0"/>
+                <w:sz w:val="20"/>
+                <w:szCs w:val="20"/>
+                <w:u w:val="none"/>
+                <w:shd w:val="clear" w:color="FFFFFF" w:fill="D9D9D9"/>
+                <w14:textFill>
+                  <w14:solidFill>
+                    <w14:schemeClr w14:val="tx1"/>
+                  </w14:solidFill>
+                </w14:textFill>
+              </w:rPr>
+              <w:fldChar w:fldCharType="begin"/>
+            </w:r>
+            <w:r>
+              <w:rPr>
+                <w:rFonts w:hint="default" w:ascii="Arial" w:hAnsi="Arial" w:eastAsia="sans-serif" w:cs="Arial"/>
+                <w:i w:val="0"/>
+                <w:iCs w:val="0"/>
+                <w:caps w:val="0"/>
+                <w:color w:val="000000" w:themeColor="text1"/>
+                <w:spacing w:val="0"/>
+                <w:sz w:val="20"/>
+                <w:szCs w:val="20"/>
+                <w:u w:val="none"/>
+                <w:shd w:val="clear" w:color="FFFFFF" w:fill="D9D9D9"/>
+                <w14:textFill>
+                  <w14:solidFill>
+                    <w14:schemeClr w14:val="tx1"/>
+                  </w14:solidFill>
+                </w14:textFill>
+              </w:rPr>
+              <w:instrText xml:space="preserve"> HYPERLINK "mailto:secretaria@ieliceocaucasia.edu.co" </w:instrText>
+            </w:r>
+            <w:r>
+              <w:rPr>
+                <w:rFonts w:hint="default" w:ascii="Arial" w:hAnsi="Arial" w:eastAsia="sans-serif" w:cs="Arial"/>
+                <w:i w:val="0"/>
+                <w:iCs w:val="0"/>
+                <w:caps w:val="0"/>
+                <w:color w:val="000000" w:themeColor="text1"/>
+                <w:spacing w:val="0"/>
+                <w:sz w:val="20"/>
+                <w:szCs w:val="20"/>
+                <w:u w:val="none"/>
+                <w:shd w:val="clear" w:color="FFFFFF" w:fill="D9D9D9"/>
+                <w14:textFill>
+                  <w14:solidFill>
+                    <w14:schemeClr w14:val="tx1"/>
+                  </w14:solidFill>
+                </w14:textFill>
+              </w:rPr>
+              <w:fldChar w:fldCharType="separate"/>
+            </w:r>
+            <w:r>
+              <w:rPr>
+                <w:rStyle w:val="5"/>
+                <w:rFonts w:hint="default" w:ascii="Arial" w:hAnsi="Arial" w:eastAsia="sans-serif" w:cs="Arial"/>
+                <w:i w:val="0"/>
+                <w:iCs w:val="0"/>
+                <w:caps w:val="0"/>
+                <w:color w:val="000000" w:themeColor="text1"/>
+                <w:spacing w:val="0"/>
+                <w:sz w:val="20"/>
+                <w:szCs w:val="20"/>
+                <w:u w:val="none"/>
+                <w:shd w:val="clear" w:color="FFFFFF" w:fill="D9D9D9"/>
+                <w14:textFill>
+                  <w14:solidFill>
+                    <w14:schemeClr w14:val="tx1"/>
+                  </w14:solidFill>
+                </w14:textFill>
+              </w:rPr>
+              <w:t>secretaria@ieliceocaucasia.edu.co</w:t>
+            </w:r>
+            <w:r>
+              <w:rPr>
+                <w:rFonts w:hint="default" w:ascii="Arial" w:hAnsi="Arial" w:eastAsia="sans-serif" w:cs="Arial"/>
+                <w:i w:val="0"/>
+                <w:iCs w:val="0"/>
+                <w:caps w:val="0"/>
+                <w:color w:val="000000" w:themeColor="text1"/>
+                <w:spacing w:val="0"/>
+                <w:sz w:val="20"/>
+                <w:szCs w:val="20"/>
+                <w:u w:val="none"/>
+                <w:shd w:val="clear" w:color="FFFFFF" w:fill="D9D9D9"/>
+                <w14:textFill>
+                  <w14:solidFill>
+                    <w14:schemeClr w14:val="tx1"/>
+                  </w14:solidFill>
+                </w14:textFill>
+              </w:rPr>
+              <w:fldChar w:fldCharType="end"/>
+            </w:r>
+          </w:p>
+          <w:p>
+            <w:pPr>
+              <w:jc w:val="both"/>
+              <w:rPr>
+                <w:rFonts w:hint="default" w:ascii="Arial" w:hAnsi="Arial" w:eastAsia="sans-serif" w:cs="Arial"/>
+                <w:i w:val="0"/>
+                <w:iCs w:val="0"/>
+                <w:caps w:val="0"/>
+                <w:color w:val="ACACAC"/>
+                <w:spacing w:val="0"/>
+                <w:sz w:val="20"/>
+                <w:szCs w:val="20"/>
+                <w:shd w:val="clear" w:fill="423C3A"/>
+                <w:lang w:val="es-ES"/>
               </w:rPr>
             </w:pPr>
           </w:p>
@@ -1795,9 +1949,9 @@
               <w:spacing w:after="0" w:line="240" w:lineRule="auto"/>
               <w:jc w:val="both"/>
               <w:rPr>
-                <w:rFonts w:ascii="Times New Roman" w:hAnsi="Times New Roman" w:cs="Times New Roman"/>
-                <w:sz w:val="24"/>
-                <w:szCs w:val="24"/>
+                <w:rFonts w:hint="default" w:ascii="Arial" w:hAnsi="Arial" w:cs="Arial"/>
+                <w:sz w:val="20"/>
+                <w:szCs w:val="20"/>
                 <w:lang w:val="es-MX"/>
               </w:rPr>
             </w:pPr>
@@ -3142,11 +3296,21 @@
         <w:spacing w:after="0" w:line="240" w:lineRule="auto"/>
         <w:jc w:val="both"/>
         <w:rPr>
-          <w:rFonts w:ascii="Times New Roman" w:hAnsi="Times New Roman" w:eastAsia="Times New Roman" w:cs="Times New Roman"/>
-          <w:sz w:val="24"/>
-          <w:szCs w:val="24"/>
-        </w:rPr>
-      </w:pPr>
+          <w:rFonts w:hint="default" w:ascii="Times New Roman" w:hAnsi="Times New Roman" w:eastAsia="Times New Roman" w:cs="Times New Roman"/>
+          <w:sz w:val="24"/>
+          <w:szCs w:val="24"/>
+          <w:lang w:val="es-ES"/>
+        </w:rPr>
+      </w:pPr>
+      <w:r>
+        <w:rPr>
+          <w:rFonts w:hint="default" w:ascii="Times New Roman" w:hAnsi="Times New Roman" w:eastAsia="Times New Roman" w:cs="Times New Roman"/>
+          <w:sz w:val="24"/>
+          <w:szCs w:val="24"/>
+          <w:lang w:val="es-ES"/>
+        </w:rPr>
+        <w:t>Marco Julio Cañas Campillo</w:t>
+      </w:r>
       <w:r>
         <w:rPr>
           <w:rFonts w:ascii="Times New Roman" w:hAnsi="Times New Roman" w:eastAsia="Times New Roman" w:cs="Times New Roman"/>
@@ -3157,12 +3321,38 @@
       </w:r>
       <w:r>
         <w:rPr>
-          <w:rFonts w:ascii="Times New Roman" w:hAnsi="Times New Roman" w:eastAsia="Times New Roman" w:cs="Times New Roman"/>
-          <w:sz w:val="24"/>
-          <w:szCs w:val="24"/>
-        </w:rPr>
-        <w:tab/>
-      </w:r>
+          <w:rFonts w:hint="default" w:ascii="Times New Roman" w:hAnsi="Times New Roman" w:eastAsia="Times New Roman" w:cs="Times New Roman"/>
+          <w:sz w:val="24"/>
+          <w:szCs w:val="24"/>
+          <w:lang w:val="es-ES"/>
+        </w:rPr>
+        <w:t xml:space="preserve">  </w:t>
+      </w:r>
+    </w:p>
+    <w:p>
+      <w:pPr>
+        <w:spacing w:after="0" w:line="240" w:lineRule="auto"/>
+        <w:jc w:val="both"/>
+        <w:rPr>
+          <w:rFonts w:hint="default" w:ascii="Times New Roman" w:hAnsi="Times New Roman" w:eastAsia="Times New Roman" w:cs="Times New Roman"/>
+          <w:sz w:val="24"/>
+          <w:szCs w:val="24"/>
+          <w:lang w:val="es-ES"/>
+        </w:rPr>
+      </w:pPr>
+    </w:p>
+    <w:p>
+      <w:pPr>
+        <w:spacing w:after="0" w:line="240" w:lineRule="auto"/>
+        <w:jc w:val="both"/>
+        <w:rPr>
+          <w:rFonts w:ascii="Times New Roman" w:hAnsi="Times New Roman" w:eastAsia="Times New Roman" w:cs="Times New Roman"/>
+          <w:sz w:val="24"/>
+          <w:szCs w:val="24"/>
+        </w:rPr>
+      </w:pPr>
+      <w:bookmarkStart w:id="1" w:name="_GoBack"/>
+      <w:bookmarkEnd w:id="1"/>
       <w:r>
         <w:rPr>
           <w:rFonts w:ascii="Times New Roman" w:hAnsi="Times New Roman" w:eastAsia="Times New Roman" w:cs="Times New Roman"/>
@@ -3823,7 +4013,7 @@
         <w:lang w:val="es-ES" w:eastAsia="es-ES"/>
       </w:rPr>
       <w:pict>
-        <v:shape id="WordPictureWatermark2" o:spid="_x0000_s2063" o:spt="75" type="#_x0000_t75" style="position:absolute;left:0pt;height:602.4pt;width:485.7pt;mso-position-horizontal:center;mso-position-horizontal-relative:margin;mso-position-vertical:center;mso-position-vertical-relative:margin;z-index:-251657216;mso-width-relative:page;mso-height-relative:page;" filled="f" o:preferrelative="t" stroked="f" coordsize="21600,21600">
+        <v:shape id="WordPictureWatermark2" o:spid="_x0000_s4098" o:spt="75" type="#_x0000_t75" style="position:absolute;left:0pt;height:602.4pt;width:485.7pt;mso-position-horizontal:center;mso-position-horizontal-relative:margin;mso-position-vertical:center;mso-position-vertical-relative:margin;z-index:-251657216;mso-width-relative:page;mso-height-relative:page;" filled="f" o:preferrelative="t" stroked="f" coordsize="21600,21600">
           <v:path/>
           <v:fill on="f" focussize="0,0"/>
           <v:stroke on="f" joinstyle="miter"/>
@@ -3847,7 +4037,7 @@
         <w:lang w:val="es-ES" w:eastAsia="es-ES"/>
       </w:rPr>
       <w:pict>
-        <v:shape id="WordPictureWatermark3" o:spid="_x0000_s2064" o:spt="75" type="#_x0000_t75" style="position:absolute;left:0pt;height:602.4pt;width:485.7pt;mso-position-horizontal:center;mso-position-horizontal-relative:margin;mso-position-vertical:center;mso-position-vertical-relative:margin;z-index:-251656192;mso-width-relative:page;mso-height-relative:page;" filled="f" o:preferrelative="t" stroked="f" coordsize="21600,21600">
+        <v:shape id="WordPictureWatermark3" o:spid="_x0000_s4097" o:spt="75" type="#_x0000_t75" style="position:absolute;left:0pt;height:602.4pt;width:485.7pt;mso-position-horizontal:center;mso-position-horizontal-relative:margin;mso-position-vertical:center;mso-position-vertical-relative:margin;z-index:-251656192;mso-width-relative:page;mso-height-relative:page;" filled="f" o:preferrelative="t" stroked="f" coordsize="21600,21600">
           <v:path/>
           <v:fill on="f" focussize="0,0"/>
           <v:stroke on="f" joinstyle="miter"/>
@@ -4118,7 +4308,7 @@
   <w:docDefaults>
     <w:rPrDefault>
       <w:rPr>
-        <w:rFonts w:asciiTheme="minorHAnsi" w:hAnsiTheme="minorHAnsi" w:eastAsiaTheme="minorEastAsia" w:cstheme="minorBidi"/>
+        <w:rFonts w:ascii="Times New Roman" w:hAnsi="Times New Roman" w:eastAsia="SimSun" w:cs="Times New Roman"/>
       </w:rPr>
     </w:rPrDefault>
     <w:pPrDefault/>
@@ -4163,7 +4353,7 @@
     <w:lsdException w:uiPriority="99" w:name="envelope address"/>
     <w:lsdException w:uiPriority="99" w:name="envelope return"/>
     <w:lsdException w:uiPriority="99" w:name="footnote reference"/>
-    <w:lsdException w:uiPriority="99" w:name="annotation reference"/>
+    <w:lsdException w:qFormat="1" w:uiPriority="99" w:name="annotation reference"/>
     <w:lsdException w:uiPriority="99" w:name="line number"/>
     <w:lsdException w:uiPriority="99" w:name="page number"/>
     <w:lsdException w:uiPriority="99" w:name="endnote reference"/>
@@ -4209,7 +4399,7 @@
     <w:lsdException w:uiPriority="99" w:name="Body Text Indent 2"/>
     <w:lsdException w:uiPriority="99" w:name="Body Text Indent 3"/>
     <w:lsdException w:uiPriority="99" w:name="Block Text"/>
-    <w:lsdException w:uiPriority="99" w:semiHidden="0" w:name="Hyperlink"/>
+    <w:lsdException w:qFormat="1" w:uiPriority="99" w:semiHidden="0" w:name="Hyperlink"/>
     <w:lsdException w:uiPriority="99" w:name="FollowedHyperlink"/>
     <w:lsdException w:qFormat="1" w:unhideWhenUsed="0" w:uiPriority="22" w:semiHidden="0" w:name="Strong"/>
     <w:lsdException w:qFormat="1" w:unhideWhenUsed="0" w:uiPriority="20" w:semiHidden="0" w:name="Emphasis"/>
@@ -4227,8 +4417,8 @@
     <w:lsdException w:uiPriority="99" w:name="HTML Sample"/>
     <w:lsdException w:uiPriority="99" w:name="HTML Typewriter"/>
     <w:lsdException w:uiPriority="99" w:name="HTML Variable"/>
-    <w:lsdException w:uiPriority="99" w:name="Normal Table"/>
-    <w:lsdException w:uiPriority="99" w:name="annotation subject"/>
+    <w:lsdException w:qFormat="1" w:uiPriority="99" w:name="Normal Table"/>
+    <w:lsdException w:qFormat="1" w:uiPriority="99" w:name="annotation subject"/>
     <w:lsdException w:uiPriority="99" w:name="Table Simple 1"/>
     <w:lsdException w:uiPriority="99" w:name="Table Simple 2"/>
     <w:lsdException w:uiPriority="99" w:name="Table Simple 3"/>
@@ -4271,7 +4461,7 @@
     <w:lsdException w:uiPriority="99" w:name="Table Web 1"/>
     <w:lsdException w:uiPriority="99" w:name="Table Web 2"/>
     <w:lsdException w:uiPriority="99" w:name="Table Web 3"/>
-    <w:lsdException w:uiPriority="99" w:name="Balloon Text"/>
+    <w:lsdException w:qFormat="1" w:uiPriority="99" w:name="Balloon Text"/>
     <w:lsdException w:unhideWhenUsed="0" w:uiPriority="39" w:semiHidden="0" w:name="Table Grid"/>
     <w:lsdException w:uiPriority="99" w:name="Table Theme"/>
     <w:lsdException w:qFormat="1" w:unhideWhenUsed="0" w:uiPriority="1" w:semiHidden="0" w:name="No Spacing"/>
@@ -4301,6 +4491,7 @@
     <w:name w:val="Normal Table"/>
     <w:semiHidden/>
     <w:unhideWhenUsed/>
+    <w:qFormat/>
     <w:uiPriority w:val="99"/>
     <w:tblPr>
       <w:tblCellMar>
@@ -4316,6 +4507,7 @@
     <w:basedOn w:val="2"/>
     <w:semiHidden/>
     <w:unhideWhenUsed/>
+    <w:qFormat/>
     <w:uiPriority w:val="99"/>
     <w:rPr>
       <w:sz w:val="16"/>
@@ -4326,6 +4518,7 @@
     <w:name w:val="Hyperlink"/>
     <w:basedOn w:val="2"/>
     <w:unhideWhenUsed/>
+    <w:qFormat/>
     <w:uiPriority w:val="99"/>
     <w:rPr>
       <w:color w:val="0000FF" w:themeColor="hyperlink"/>
@@ -4360,6 +4553,7 @@
     <w:link w:val="20"/>
     <w:semiHidden/>
     <w:unhideWhenUsed/>
+    <w:qFormat/>
     <w:uiPriority w:val="99"/>
     <w:rPr>
       <w:b/>
@@ -4386,6 +4580,7 @@
     <w:link w:val="13"/>
     <w:semiHidden/>
     <w:unhideWhenUsed/>
+    <w:qFormat/>
     <w:uiPriority w:val="99"/>
     <w:pPr>
       <w:spacing w:after="0" w:line="240" w:lineRule="auto"/>
@@ -4445,6 +4640,7 @@
     <w:basedOn w:val="2"/>
     <w:link w:val="9"/>
     <w:semiHidden/>
+    <w:qFormat/>
     <w:uiPriority w:val="99"/>
     <w:rPr>
       <w:rFonts w:ascii="Lucida Grande" w:hAnsi="Lucida Grande" w:eastAsiaTheme="minorHAnsi"/>
@@ -4455,6 +4651,7 @@
   </w:style>
   <w:style w:type="paragraph" w:customStyle="1" w:styleId="14">
     <w:name w:val="Default"/>
+    <w:qFormat/>
     <w:uiPriority w:val="0"/>
     <w:pPr>
       <w:autoSpaceDE w:val="0"/>
@@ -4485,6 +4682,7 @@
     <w:name w:val="Pie de página Car"/>
     <w:basedOn w:val="2"/>
     <w:link w:val="11"/>
+    <w:qFormat/>
     <w:uiPriority w:val="99"/>
     <w:rPr>
       <w:rFonts w:eastAsiaTheme="minorHAnsi"/>
@@ -4895,8 +5093,8 @@
 <s:customData xmlns="http://www.wps.cn/officeDocument/2013/wpsCustomData" xmlns:s="http://www.wps.cn/officeDocument/2013/wpsCustomData">
   <customSectProps/>
   <customShpExts>
-    <customShpInfo spid="_x0000_s2063"/>
-    <customShpInfo spid="_x0000_s2064"/>
+    <customShpInfo spid="_x0000_s4098"/>
+    <customShpInfo spid="_x0000_s4097"/>
   </customShpExts>
 </s:customData>
 </file>
